--- a/output/requirements.docx
+++ b/output/requirements.docx
@@ -42,7 +42,7 @@
         <w:t xml:space="preserve"> </w:t>
       </w:r>
       <w:r>
-        <w:t xml:space="preserve">1.0 ·</w:t>
+        <w:t xml:space="preserve">1.1 ·</w:t>
       </w:r>
       <w:r>
         <w:t xml:space="preserve"> </w:t>
@@ -5589,9 +5589,10 @@
             </w:pPr>
             <w:r>
               <w:rPr>
-                <w:rStyle w:val="VerbatimChar"/>
+                <w:i/>
+                <w:iCs/>
               </w:rPr>
-              <w:t xml:space="preserve">groq/openai/gpt-oss-120b</w:t>
+              <w:t xml:space="preserve">n/a — pure Cypher in v1</w:t>
             </w:r>
           </w:p>
         </w:tc>
@@ -5603,9 +5604,10 @@
             </w:pPr>
             <w:r>
               <w:rPr>
-                <w:rStyle w:val="VerbatimChar"/>
+                <w:i/>
+                <w:iCs/>
               </w:rPr>
-              <w:t xml:space="preserve">groq/openai/gpt-oss-120b</w:t>
+              <w:t xml:space="preserve">n/a — pure Cypher in v1</w:t>
             </w:r>
           </w:p>
         </w:tc>
@@ -5617,9 +5619,10 @@
             </w:pPr>
             <w:r>
               <w:rPr>
-                <w:rStyle w:val="VerbatimChar"/>
+                <w:i/>
+                <w:iCs/>
               </w:rPr>
-              <w:t xml:space="preserve">openai/gpt-4o-mini</w:t>
+              <w:t xml:space="preserve">n/a — pure Cypher in v1</w:t>
             </w:r>
           </w:p>
         </w:tc>
@@ -5900,6 +5903,39 @@
         </w:tc>
       </w:tr>
     </w:tbl>
+    <w:p>
+      <w:pPr>
+        <w:pStyle w:val="BodyText"/>
+      </w:pPr>
+      <w:r>
+        <w:rPr>
+          <w:b/>
+          <w:bCs/>
+        </w:rPr>
+        <w:t xml:space="preserve">Note (v1.1):</w:t>
+      </w:r>
+      <w:r>
+        <w:t xml:space="preserve"> </w:t>
+      </w:r>
+      <w:r>
+        <w:t xml:space="preserve">Ingestion is deterministic Cypher in v1 per SDD-AGT-01 design decision — see</w:t>
+      </w:r>
+      <w:r>
+        <w:t xml:space="preserve"> </w:t>
+      </w:r>
+      <w:r>
+        <w:rPr>
+          <w:rStyle w:val="VerbatimChar"/>
+        </w:rPr>
+        <w:t xml:space="preserve">docs/detail_design.md</w:t>
+      </w:r>
+      <w:r>
+        <w:t xml:space="preserve"> </w:t>
+      </w:r>
+      <w:r>
+        <w:t xml:space="preserve">§2.1. LLM-augmented triage moves to future work.</w:t>
+      </w:r>
+    </w:p>
     <w:p>
       <w:pPr>
         <w:pStyle w:val="BodyText"/>
@@ -10082,6 +10118,59 @@
       </w:pPr>
       <w:r>
         <w:t xml:space="preserve">8. Change log</w:t>
+      </w:r>
+    </w:p>
+    <w:p>
+      <w:pPr>
+        <w:pStyle w:val="Compact"/>
+        <w:numPr>
+          <w:ilvl w:val="0"/>
+          <w:numId w:val="1004"/>
+        </w:numPr>
+      </w:pPr>
+      <w:r>
+        <w:rPr>
+          <w:b/>
+          <w:bCs/>
+        </w:rPr>
+        <w:t xml:space="preserve">v1.1 (2026-09-10)</w:t>
+      </w:r>
+      <w:r>
+        <w:t xml:space="preserve"> </w:t>
+      </w:r>
+      <w:r>
+        <w:t xml:space="preserve">— Updated SRS-AGT-0011: Ingestion row marked</w:t>
+      </w:r>
+      <w:r>
+        <w:t xml:space="preserve"> </w:t>
+      </w:r>
+      <w:r>
+        <w:rPr>
+          <w:i/>
+          <w:iCs/>
+        </w:rPr>
+        <w:t xml:space="preserve">n/a — pure Cypher in v1</w:t>
+      </w:r>
+      <w:r>
+        <w:t xml:space="preserve"> </w:t>
+      </w:r>
+      <w:r>
+        <w:t xml:space="preserve">per SDD-AGT-01 design decision in</w:t>
+      </w:r>
+      <w:r>
+        <w:t xml:space="preserve"> </w:t>
+      </w:r>
+      <w:r>
+        <w:rPr>
+          <w:rStyle w:val="VerbatimChar"/>
+        </w:rPr>
+        <w:t xml:space="preserve">docs/detail_design.md</w:t>
+      </w:r>
+      <w:r>
+        <w:t xml:space="preserve"> </w:t>
+      </w:r>
+      <w:r>
+        <w:t xml:space="preserve">v1.0 §2.1. No requirement text changed; only the per-profile model plan was refined.</w:t>
       </w:r>
     </w:p>
     <w:p>
